--- a/Session19_assignment.docx
+++ b/Session19_assignment.docx
@@ -45,23 +45,7 @@
           <w:sz w:val="28"/>
           <w:szCs w:val="28"/>
         </w:rPr>
-        <w:t xml:space="preserve">Define a Python class called Song with attributes title, artist, and duration (in seconds). Create an object for your </w:t>
-      </w:r>
-      <w:proofErr w:type="spellStart"/>
-      <w:r>
-        <w:rPr>
-          <w:sz w:val="28"/>
-          <w:szCs w:val="28"/>
-        </w:rPr>
-        <w:t>favorite</w:t>
-      </w:r>
-      <w:proofErr w:type="spellEnd"/>
-      <w:r>
-        <w:rPr>
-          <w:sz w:val="28"/>
-          <w:szCs w:val="28"/>
-        </w:rPr>
-        <w:t xml:space="preserve"> song and print its details.</w:t>
+        <w:t>Use the requests library in Python to send a GET request to the public API https://jsonplaceholder.typicode.com/posts and print the titles of the first 5 posts.</w:t>
       </w:r>
     </w:p>
     <w:p>
